--- a/data/revised_2026-10_full/outputs/v2/Core_Mathematics/SS2.1_Similarity_and_Enlargement/Core_Mathematics_Similarity_and_Enlargement_FinalExplanation_TeacherKey.docx
+++ b/data/revised_2026-10_full/outputs/v2/Core_Mathematics/SS2.1_Similarity_and_Enlargement/Core_Mathematics_Similarity_and_Enlargement_FinalExplanation_TeacherKey.docx
@@ -2736,7 +2736,7 @@
         </w:rPr>
         <w:t xml:space="preserve">© 2026 SeaVuria and ARES. This work is licensed under a </w:t>
       </w:r>
-      <w:hyperlink w:history="1" r:id="rIdmldh-ivycd2g8ycpxcvde">
+      <w:hyperlink w:history="1" r:id="rIdlbp0znshprn15yivzfhb8">
         <w:r>
           <w:rPr>
             <w:rFonts w:ascii="Arial" w:cs="Arial" w:eastAsia="Arial" w:hAnsi="Arial"/>
@@ -2756,7 +2756,7 @@
         </w:rPr>
         <w:t xml:space="preserve"> (</w:t>
       </w:r>
-      <w:hyperlink w:history="1" r:id="rIdatn1fhl6z83k0i5awhbnn">
+      <w:hyperlink w:history="1" r:id="rIdwf_d9rrtccbraw4624fcj">
         <w:r>
           <w:rPr>
             <w:rFonts w:ascii="Arial" w:cs="Arial" w:eastAsia="Arial" w:hAnsi="Arial"/>
@@ -2776,7 +2776,7 @@
         </w:rPr>
         <w:t xml:space="preserve">). To view a copy of this license, visit </w:t>
       </w:r>
-      <w:hyperlink w:history="1" r:id="rIdnm_-pgrvn-jnjm47mkn45">
+      <w:hyperlink w:history="1" r:id="rIdsp9jezc3csm7njfmwfqvt">
         <w:r>
           <w:rPr>
             <w:rFonts w:ascii="Arial" w:cs="Arial" w:eastAsia="Arial" w:hAnsi="Arial"/>
